--- a/rus/docx/19.content.docx
+++ b/rus/docx/19.content.docx
@@ -28,22 +28,6 @@
       </w:r>
     </w:p>
     <w:p>
-      <w:pPr>
-        <w:pStyle w:val="Heading2"/>
-      </w:pPr>
-      <w:r>
-        <w:rPr>
-          <w:lang w:val="ru_RU" w:bidi="ru_RU"/>
-        </w:rPr>
-        <w:t>License Information</w:t>
-      </w:r>
-      <w:r>
-        <w:rPr>
-          <w:lang w:val="ru_RU" w:bidi="ru_RU"/>
-        </w:rPr>
-      </w:r>
-    </w:p>
-    <w:p>
       <w:pPr/>
       <w:r>
         <w:rPr>
@@ -55,19 +39,13 @@
           <w:b/>
           <w:lang w:val="ru_RU" w:bidi="ru_RU"/>
         </w:rPr>
-        <w:t>Study Notes - Book Intros (Biblica)</w:t>
-      </w:r>
-      <w:r>
-        <w:rPr>
-          <w:lang w:val="ru_RU" w:bidi="ru_RU"/>
-        </w:rPr>
-        <w:t xml:space="preserve"> (Russian) is based on</w:t>
-      </w:r>
-      <w:r>
-        <w:rPr>
-          <w:lang w:val="ru_RU" w:bidi="ru_RU"/>
-        </w:rPr>
-        <w:t xml:space="preserve">: </w:t>
+        <w:t>Biblica Study Notes (Book Intros)</w:t>
+      </w:r>
+      <w:r>
+        <w:rPr>
+          <w:lang w:val="ru_RU" w:bidi="ru_RU"/>
+        </w:rPr>
+        <w:t xml:space="preserve"> © 2023 Biblica Inc. Released under CC BY-SA 4.0 license. </w:t>
       </w:r>
       <w:r>
         <w:rPr>
@@ -79,62 +57,19 @@
         <w:rPr>
           <w:lang w:val="ru_RU" w:bidi="ru_RU"/>
         </w:rPr>
-        <w:t xml:space="preserve">, </w:t>
-      </w:r>
-      <w:hyperlink r:id="rId13">
-        <w:r>
-          <w:rPr>
-            <w:lang w:val="ru_RU" w:bidi="ru_RU"/>
-          </w:rPr>
-          <w:rPr>
-            <w:color w:val="0000EE"/>
-            <w:u w:val="single"/>
-          </w:rPr>
-          <w:t>Biblica Inc.</w:t>
-        </w:r>
-      </w:hyperlink>
-      <w:r>
-        <w:rPr>
-          <w:lang w:val="ru_RU" w:bidi="ru_RU"/>
-        </w:rPr>
-        <w:t xml:space="preserve">, 2023, which is licensed under a </w:t>
-      </w:r>
-      <w:hyperlink r:id="rId14">
-        <w:r>
-          <w:rPr>
-            <w:lang w:val="ru_RU" w:bidi="ru_RU"/>
-          </w:rPr>
-          <w:rPr>
-            <w:color w:val="0000EE"/>
-            <w:u w:val="single"/>
-          </w:rPr>
-          <w:t>CC BY-SA 4.0 license</w:t>
-        </w:r>
-      </w:hyperlink>
-      <w:r>
-        <w:rPr>
-          <w:lang w:val="ru_RU" w:bidi="ru_RU"/>
-        </w:rPr>
-        <w:t>.</w:t>
-      </w:r>
-      <w:r>
-        <w:rPr>
-          <w:lang w:val="ru_RU" w:bidi="ru_RU"/>
-        </w:rPr>
-      </w:r>
-    </w:p>
-    <w:p>
-      <w:pPr/>
-      <w:r>
-        <w:rPr>
-          <w:lang w:val="ru_RU" w:bidi="ru_RU"/>
-        </w:rPr>
-      </w:r>
-      <w:r>
-        <w:rPr>
-          <w:lang w:val="ru_RU" w:bidi="ru_RU"/>
-        </w:rPr>
-        <w:t>This PDF version is provided under the same license.</w:t>
+        <w:t xml:space="preserve"> has been adapted in the following languages: Tok Pisin, Arabic (عربي), French (Français), Hindi (हिंदी), Indonesian (Bahasa Indonesia), Portuguese (Português), Russian (Русский), Spanish (Español), Swahili (Kiswahili), and Simplified Chinese (简体中文)from </w:t>
+      </w:r>
+      <w:r>
+        <w:rPr>
+          <w:lang w:val="ru_RU" w:bidi="ru_RU"/>
+        </w:rPr>
+        <w:t>Biblica Study Notes</w:t>
+      </w:r>
+      <w:r>
+        <w:rPr>
+          <w:lang w:val="ru_RU" w:bidi="ru_RU"/>
+        </w:rPr>
+        <w:t xml:space="preserve"> © 2023 Biblica Inc. Released under CC BY-SA 4.0 license by Mission Mutual</w:t>
       </w:r>
       <w:r>
         <w:rPr>
@@ -209,26 +144,6 @@
       </w:r>
       <w:r>
         <w:rPr>
-          <w:i/>
-          <w:lang w:val="ru_RU" w:bidi="ru_RU"/>
-        </w:rPr>
-        <w:t>Псалтирь</w:t>
-      </w:r>
-      <w:r>
-        <w:rPr>
-          <w:lang w:val="ru_RU" w:bidi="ru_RU"/>
-        </w:rPr>
-      </w:r>
-    </w:p>
-    <w:p>
-      <w:pPr/>
-      <w:r>
-        <w:rPr>
-          <w:lang w:val="ru_RU" w:bidi="ru_RU"/>
-        </w:rPr>
-      </w:r>
-      <w:r>
-        <w:rPr>
           <w:lang w:val="ru_RU" w:bidi="ru_RU"/>
         </w:rPr>
         <w:t xml:space="preserve"> </w:t>
@@ -558,7 +473,7 @@
         </w:rPr>
         <w:t xml:space="preserve">Хвала. Во многих псалмах люди прославляют Бога за то, какой Он. Он добрый, могущественный, верный и любящий. Его законы и наставления чудесны. Псалмы </w:t>
       </w:r>
-      <w:hyperlink r:id="rId15">
+      <w:hyperlink r:id="rId13">
         <w:r>
           <w:rPr>
             <w:lang w:val="ru_RU" w:bidi="ru_RU"/>
@@ -576,7 +491,7 @@
         </w:rPr>
         <w:t xml:space="preserve"> и </w:t>
       </w:r>
-      <w:hyperlink r:id="rId16">
+      <w:hyperlink r:id="rId14">
         <w:r>
           <w:rPr>
             <w:lang w:val="ru_RU" w:bidi="ru_RU"/>
@@ -612,7 +527,7 @@
         </w:rPr>
         <w:t xml:space="preserve">Мольбы о помощи. Во многих псалмах нуждающиеся просят Бога спасти и избавить их. Псалмы </w:t>
       </w:r>
-      <w:hyperlink r:id="rId17">
+      <w:hyperlink r:id="rId15">
         <w:r>
           <w:rPr>
             <w:lang w:val="ru_RU" w:bidi="ru_RU"/>
@@ -630,7 +545,7 @@
         </w:rPr>
         <w:t xml:space="preserve"> и </w:t>
       </w:r>
-      <w:hyperlink r:id="rId18">
+      <w:hyperlink r:id="rId16">
         <w:r>
           <w:rPr>
             <w:lang w:val="ru_RU" w:bidi="ru_RU"/>
@@ -666,7 +581,7 @@
         </w:rPr>
         <w:t xml:space="preserve">Доверие. Во многих псалмах люди показывают Богу, что доверяют Ему. Они верят, что Он исполнит то, что обещал. Псалмы </w:t>
       </w:r>
-      <w:hyperlink r:id="rId19">
+      <w:hyperlink r:id="rId17">
         <w:r>
           <w:rPr>
             <w:lang w:val="ru_RU" w:bidi="ru_RU"/>
@@ -684,7 +599,7 @@
         </w:rPr>
         <w:t xml:space="preserve"> и </w:t>
       </w:r>
-      <w:hyperlink r:id="rId20">
+      <w:hyperlink r:id="rId18">
         <w:r>
           <w:rPr>
             <w:lang w:val="ru_RU" w:bidi="ru_RU"/>
@@ -720,7 +635,7 @@
         </w:rPr>
         <w:t xml:space="preserve">Благодарение. Во многих псалмах люди описывают то, как Бог помог им. Они благодарят Его за это. Псалмы </w:t>
       </w:r>
-      <w:hyperlink r:id="rId21">
+      <w:hyperlink r:id="rId19">
         <w:r>
           <w:rPr>
             <w:lang w:val="ru_RU" w:bidi="ru_RU"/>
@@ -738,7 +653,7 @@
         </w:rPr>
         <w:t xml:space="preserve"> и </w:t>
       </w:r>
-      <w:hyperlink r:id="rId22">
+      <w:hyperlink r:id="rId20">
         <w:r>
           <w:rPr>
             <w:lang w:val="ru_RU" w:bidi="ru_RU"/>
@@ -774,7 +689,7 @@
         </w:rPr>
         <w:t xml:space="preserve">Жалобы и плачь. Во многих псалмах люди рассказывают Богу, как они печальны или разгневаны чем-то. Это называется жалобами и плачем, и они также встречаются в книге Плач Иеремии. Кажется, что Бог не предпринимает действий, чтобы помочь Своему народу. Божий народ жалуется на это и говорит Богу, что они хотели бы, чтобы Он сделал. Псалмы </w:t>
       </w:r>
-      <w:hyperlink r:id="rId23">
+      <w:hyperlink r:id="rId21">
         <w:r>
           <w:rPr>
             <w:lang w:val="ru_RU" w:bidi="ru_RU"/>
@@ -792,7 +707,7 @@
         </w:rPr>
         <w:t xml:space="preserve"> и </w:t>
       </w:r>
-      <w:hyperlink r:id="rId24">
+      <w:hyperlink r:id="rId22">
         <w:r>
           <w:rPr>
             <w:lang w:val="ru_RU" w:bidi="ru_RU"/>
@@ -828,7 +743,7 @@
         </w:rPr>
         <w:t xml:space="preserve">Признание греха. В некоторых псалмах люди признаются Богу в своих грехах. Они отворачиваются от греха и каются. Они просят Бога простить их за то, что не жили так, как Он хочет. Псалмы </w:t>
       </w:r>
-      <w:hyperlink r:id="rId25">
+      <w:hyperlink r:id="rId23">
         <w:r>
           <w:rPr>
             <w:lang w:val="ru_RU" w:bidi="ru_RU"/>
@@ -846,7 +761,7 @@
         </w:rPr>
         <w:t xml:space="preserve"> и </w:t>
       </w:r>
-      <w:hyperlink r:id="rId26">
+      <w:hyperlink r:id="rId24">
         <w:r>
           <w:rPr>
             <w:lang w:val="ru_RU" w:bidi="ru_RU"/>
@@ -882,7 +797,7 @@
         </w:rPr>
         <w:t xml:space="preserve">Мудрость для Божьего народа. Некоторые псалмы обращаются к людям, а не к Богу. В этих псалмах благословляют людей, объясняют мудрый путь жизни или говорят о Божьих обещаниях. Псалмы </w:t>
       </w:r>
-      <w:hyperlink r:id="rId27">
+      <w:hyperlink r:id="rId25">
         <w:r>
           <w:rPr>
             <w:lang w:val="ru_RU" w:bidi="ru_RU"/>
@@ -900,7 +815,7 @@
         </w:rPr>
         <w:t xml:space="preserve"> и </w:t>
       </w:r>
-      <w:hyperlink r:id="rId28">
+      <w:hyperlink r:id="rId26">
         <w:r>
           <w:rPr>
             <w:lang w:val="ru_RU" w:bidi="ru_RU"/>
@@ -936,7 +851,7 @@
         </w:rPr>
         <w:t xml:space="preserve">Пророчества. В некоторых псалмах содержатся пророчества. Авторы Нового Завета считали, что некоторые из этих пророчеств исполнились в жизни и служении Иисуса. Псалмы </w:t>
       </w:r>
-      <w:hyperlink r:id="rId29">
+      <w:hyperlink r:id="rId27">
         <w:r>
           <w:rPr>
             <w:lang w:val="ru_RU" w:bidi="ru_RU"/>
@@ -954,7 +869,7 @@
         </w:rPr>
         <w:t xml:space="preserve"> и </w:t>
       </w:r>
-      <w:hyperlink r:id="rId30">
+      <w:hyperlink r:id="rId28">
         <w:r>
           <w:rPr>
             <w:lang w:val="ru_RU" w:bidi="ru_RU"/>

--- a/rus/docx/19.content.docx
+++ b/rus/docx/19.content.docx
@@ -19,7 +19,7 @@
         <w:rPr>
           <w:lang w:val="ru_RU" w:bidi="ru_RU"/>
         </w:rPr>
-        <w:t>Resource: Study Notes - Book Intros (Biblica)</w:t>
+        <w:t>Resource: Biblica Study Notes</w:t>
       </w:r>
       <w:r>
         <w:rPr>
@@ -90,7 +90,7 @@
         <w:rPr>
           <w:lang w:val="ru_RU" w:bidi="ru_RU"/>
         </w:rPr>
-        <w:t>Study Notes - Book Intros (Biblica)</w:t>
+        <w:t>Biblica Study Notes</w:t>
       </w:r>
     </w:p>
     <w:p>
